--- a/tillsyn/A 9209-2025 tillsynsbegäran.docx
+++ b/tillsyn/A 9209-2025 tillsynsbegäran.docx
@@ -218,7 +218,7 @@
     <w:r>
       <w:tab/>
       <w:tab/>
-      <w:t>2025-02-27</w:t>
+      <w:t>2025-02-28</w:t>
       <w:br/>
       <w:br/>
     </w:r>

--- a/tillsyn/A 9209-2025 tillsynsbegäran.docx
+++ b/tillsyn/A 9209-2025 tillsynsbegäran.docx
@@ -218,7 +218,7 @@
     <w:r>
       <w:tab/>
       <w:tab/>
-      <w:t>2025-02-28</w:t>
+      <w:t>2025-03-01</w:t>
       <w:br/>
       <w:br/>
     </w:r>

--- a/tillsyn/A 9209-2025 tillsynsbegäran.docx
+++ b/tillsyn/A 9209-2025 tillsynsbegäran.docx
@@ -218,7 +218,7 @@
     <w:r>
       <w:tab/>
       <w:tab/>
-      <w:t>2025-03-01</w:t>
+      <w:t>2025-03-02</w:t>
       <w:br/>
       <w:br/>
     </w:r>

--- a/tillsyn/A 9209-2025 tillsynsbegäran.docx
+++ b/tillsyn/A 9209-2025 tillsynsbegäran.docx
@@ -218,7 +218,7 @@
     <w:r>
       <w:tab/>
       <w:tab/>
-      <w:t>2025-03-02</w:t>
+      <w:t>2025-03-03</w:t>
       <w:br/>
       <w:br/>
     </w:r>

--- a/tillsyn/A 9209-2025 tillsynsbegäran.docx
+++ b/tillsyn/A 9209-2025 tillsynsbegäran.docx
@@ -218,7 +218,7 @@
     <w:r>
       <w:tab/>
       <w:tab/>
-      <w:t>2025-03-03</w:t>
+      <w:t>2025-03-04</w:t>
       <w:br/>
       <w:br/>
     </w:r>

--- a/tillsyn/A 9209-2025 tillsynsbegäran.docx
+++ b/tillsyn/A 9209-2025 tillsynsbegäran.docx
@@ -218,7 +218,7 @@
     <w:r>
       <w:tab/>
       <w:tab/>
-      <w:t>2025-03-04</w:t>
+      <w:t>2025-03-05</w:t>
       <w:br/>
       <w:br/>
     </w:r>

--- a/tillsyn/A 9209-2025 tillsynsbegäran.docx
+++ b/tillsyn/A 9209-2025 tillsynsbegäran.docx
@@ -218,7 +218,7 @@
     <w:r>
       <w:tab/>
       <w:tab/>
-      <w:t>2025-03-05</w:t>
+      <w:t>2025-03-06</w:t>
       <w:br/>
       <w:br/>
     </w:r>

--- a/tillsyn/A 9209-2025 tillsynsbegäran.docx
+++ b/tillsyn/A 9209-2025 tillsynsbegäran.docx
@@ -218,7 +218,7 @@
     <w:r>
       <w:tab/>
       <w:tab/>
-      <w:t>2025-03-06</w:t>
+      <w:t>2025-03-07</w:t>
       <w:br/>
       <w:br/>
     </w:r>

--- a/tillsyn/A 9209-2025 tillsynsbegäran.docx
+++ b/tillsyn/A 9209-2025 tillsynsbegäran.docx
@@ -218,7 +218,7 @@
     <w:r>
       <w:tab/>
       <w:tab/>
-      <w:t>2025-03-07</w:t>
+      <w:t>2025-03-08</w:t>
       <w:br/>
       <w:br/>
     </w:r>

--- a/tillsyn/A 9209-2025 tillsynsbegäran.docx
+++ b/tillsyn/A 9209-2025 tillsynsbegäran.docx
@@ -218,7 +218,7 @@
     <w:r>
       <w:tab/>
       <w:tab/>
-      <w:t>2025-03-08</w:t>
+      <w:t>2025-03-09</w:t>
       <w:br/>
       <w:br/>
     </w:r>

--- a/tillsyn/A 9209-2025 tillsynsbegäran.docx
+++ b/tillsyn/A 9209-2025 tillsynsbegäran.docx
@@ -218,7 +218,7 @@
     <w:r>
       <w:tab/>
       <w:tab/>
-      <w:t>2025-03-09</w:t>
+      <w:t>2025-03-10</w:t>
       <w:br/>
       <w:br/>
     </w:r>

--- a/tillsyn/A 9209-2025 tillsynsbegäran.docx
+++ b/tillsyn/A 9209-2025 tillsynsbegäran.docx
@@ -218,7 +218,7 @@
     <w:r>
       <w:tab/>
       <w:tab/>
-      <w:t>2025-03-10</w:t>
+      <w:t>2025-03-11</w:t>
       <w:br/>
       <w:br/>
     </w:r>

--- a/tillsyn/A 9209-2025 tillsynsbegäran.docx
+++ b/tillsyn/A 9209-2025 tillsynsbegäran.docx
@@ -218,7 +218,7 @@
     <w:r>
       <w:tab/>
       <w:tab/>
-      <w:t>2025-03-11</w:t>
+      <w:t>2025-03-12</w:t>
       <w:br/>
       <w:br/>
     </w:r>

--- a/tillsyn/A 9209-2025 tillsynsbegäran.docx
+++ b/tillsyn/A 9209-2025 tillsynsbegäran.docx
@@ -218,7 +218,7 @@
     <w:r>
       <w:tab/>
       <w:tab/>
-      <w:t>2025-03-12</w:t>
+      <w:t>2025-03-13</w:t>
       <w:br/>
       <w:br/>
     </w:r>

--- a/tillsyn/A 9209-2025 tillsynsbegäran.docx
+++ b/tillsyn/A 9209-2025 tillsynsbegäran.docx
@@ -218,7 +218,7 @@
     <w:r>
       <w:tab/>
       <w:tab/>
-      <w:t>2025-03-13</w:t>
+      <w:t>2025-03-14</w:t>
       <w:br/>
       <w:br/>
     </w:r>

--- a/tillsyn/A 9209-2025 tillsynsbegäran.docx
+++ b/tillsyn/A 9209-2025 tillsynsbegäran.docx
@@ -218,7 +218,7 @@
     <w:r>
       <w:tab/>
       <w:tab/>
-      <w:t>2025-03-14</w:t>
+      <w:t>2025-03-15</w:t>
       <w:br/>
       <w:br/>
     </w:r>

--- a/tillsyn/A 9209-2025 tillsynsbegäran.docx
+++ b/tillsyn/A 9209-2025 tillsynsbegäran.docx
@@ -218,7 +218,7 @@
     <w:r>
       <w:tab/>
       <w:tab/>
-      <w:t>2025-03-15</w:t>
+      <w:t>2025-03-16</w:t>
       <w:br/>
       <w:br/>
     </w:r>

--- a/tillsyn/A 9209-2025 tillsynsbegäran.docx
+++ b/tillsyn/A 9209-2025 tillsynsbegäran.docx
@@ -218,7 +218,7 @@
     <w:r>
       <w:tab/>
       <w:tab/>
-      <w:t>2025-03-16</w:t>
+      <w:t>2025-03-17</w:t>
       <w:br/>
       <w:br/>
     </w:r>

--- a/tillsyn/A 9209-2025 tillsynsbegäran.docx
+++ b/tillsyn/A 9209-2025 tillsynsbegäran.docx
@@ -218,7 +218,7 @@
     <w:r>
       <w:tab/>
       <w:tab/>
-      <w:t>2025-03-17</w:t>
+      <w:t>2025-03-18</w:t>
       <w:br/>
       <w:br/>
     </w:r>

--- a/tillsyn/A 9209-2025 tillsynsbegäran.docx
+++ b/tillsyn/A 9209-2025 tillsynsbegäran.docx
@@ -218,7 +218,7 @@
     <w:r>
       <w:tab/>
       <w:tab/>
-      <w:t>2025-03-18</w:t>
+      <w:t>2025-03-19</w:t>
       <w:br/>
       <w:br/>
     </w:r>

--- a/tillsyn/A 9209-2025 tillsynsbegäran.docx
+++ b/tillsyn/A 9209-2025 tillsynsbegäran.docx
@@ -218,7 +218,7 @@
     <w:r>
       <w:tab/>
       <w:tab/>
-      <w:t>2025-03-19</w:t>
+      <w:t>2025-03-20</w:t>
       <w:br/>
       <w:br/>
     </w:r>

--- a/tillsyn/A 9209-2025 tillsynsbegäran.docx
+++ b/tillsyn/A 9209-2025 tillsynsbegäran.docx
@@ -218,7 +218,7 @@
     <w:r>
       <w:tab/>
       <w:tab/>
-      <w:t>2025-03-20</w:t>
+      <w:t>2025-03-21</w:t>
       <w:br/>
       <w:br/>
     </w:r>

--- a/tillsyn/A 9209-2025 tillsynsbegäran.docx
+++ b/tillsyn/A 9209-2025 tillsynsbegäran.docx
@@ -218,7 +218,7 @@
     <w:r>
       <w:tab/>
       <w:tab/>
-      <w:t>2025-03-21</w:t>
+      <w:t>2025-03-22</w:t>
       <w:br/>
       <w:br/>
     </w:r>

--- a/tillsyn/A 9209-2025 tillsynsbegäran.docx
+++ b/tillsyn/A 9209-2025 tillsynsbegäran.docx
@@ -218,7 +218,7 @@
     <w:r>
       <w:tab/>
       <w:tab/>
-      <w:t>2025-03-22</w:t>
+      <w:t>2025-03-23</w:t>
       <w:br/>
       <w:br/>
     </w:r>

--- a/tillsyn/A 9209-2025 tillsynsbegäran.docx
+++ b/tillsyn/A 9209-2025 tillsynsbegäran.docx
@@ -218,7 +218,7 @@
     <w:r>
       <w:tab/>
       <w:tab/>
-      <w:t>2025-03-23</w:t>
+      <w:t>2025-03-24</w:t>
       <w:br/>
       <w:br/>
     </w:r>

--- a/tillsyn/A 9209-2025 tillsynsbegäran.docx
+++ b/tillsyn/A 9209-2025 tillsynsbegäran.docx
@@ -218,7 +218,7 @@
     <w:r>
       <w:tab/>
       <w:tab/>
-      <w:t>2025-03-24</w:t>
+      <w:t>2025-03-25</w:t>
       <w:br/>
       <w:br/>
     </w:r>

--- a/tillsyn/A 9209-2025 tillsynsbegäran.docx
+++ b/tillsyn/A 9209-2025 tillsynsbegäran.docx
@@ -218,7 +218,7 @@
     <w:r>
       <w:tab/>
       <w:tab/>
-      <w:t>2025-03-25</w:t>
+      <w:t>2025-03-26</w:t>
       <w:br/>
       <w:br/>
     </w:r>

--- a/tillsyn/A 9209-2025 tillsynsbegäran.docx
+++ b/tillsyn/A 9209-2025 tillsynsbegäran.docx
@@ -218,7 +218,7 @@
     <w:r>
       <w:tab/>
       <w:tab/>
-      <w:t>2025-03-26</w:t>
+      <w:t>2025-03-27</w:t>
       <w:br/>
       <w:br/>
     </w:r>

--- a/tillsyn/A 9209-2025 tillsynsbegäran.docx
+++ b/tillsyn/A 9209-2025 tillsynsbegäran.docx
@@ -218,7 +218,7 @@
     <w:r>
       <w:tab/>
       <w:tab/>
-      <w:t>2025-03-27</w:t>
+      <w:t>2025-03-28</w:t>
       <w:br/>
       <w:br/>
     </w:r>

--- a/tillsyn/A 9209-2025 tillsynsbegäran.docx
+++ b/tillsyn/A 9209-2025 tillsynsbegäran.docx
@@ -218,7 +218,7 @@
     <w:r>
       <w:tab/>
       <w:tab/>
-      <w:t>2025-03-28</w:t>
+      <w:t>2025-03-29</w:t>
       <w:br/>
       <w:br/>
     </w:r>

--- a/tillsyn/A 9209-2025 tillsynsbegäran.docx
+++ b/tillsyn/A 9209-2025 tillsynsbegäran.docx
@@ -218,7 +218,7 @@
     <w:r>
       <w:tab/>
       <w:tab/>
-      <w:t>2025-04-02</w:t>
+      <w:t>2025-04-03</w:t>
       <w:br/>
       <w:br/>
     </w:r>

--- a/tillsyn/A 9209-2025 tillsynsbegäran.docx
+++ b/tillsyn/A 9209-2025 tillsynsbegäran.docx
@@ -218,7 +218,7 @@
     <w:r>
       <w:tab/>
       <w:tab/>
-      <w:t>2025-04-03</w:t>
+      <w:t>2025-04-05</w:t>
       <w:br/>
       <w:br/>
     </w:r>

--- a/tillsyn/A 9209-2025 tillsynsbegäran.docx
+++ b/tillsyn/A 9209-2025 tillsynsbegäran.docx
@@ -218,7 +218,7 @@
     <w:r>
       <w:tab/>
       <w:tab/>
-      <w:t>2025-04-05</w:t>
+      <w:t>2025-04-06</w:t>
       <w:br/>
       <w:br/>
     </w:r>

--- a/tillsyn/A 9209-2025 tillsynsbegäran.docx
+++ b/tillsyn/A 9209-2025 tillsynsbegäran.docx
@@ -218,7 +218,7 @@
     <w:r>
       <w:tab/>
       <w:tab/>
-      <w:t>2025-04-06</w:t>
+      <w:t>2025-04-07</w:t>
       <w:br/>
       <w:br/>
     </w:r>

--- a/tillsyn/A 9209-2025 tillsynsbegäran.docx
+++ b/tillsyn/A 9209-2025 tillsynsbegäran.docx
@@ -218,7 +218,7 @@
     <w:r>
       <w:tab/>
       <w:tab/>
-      <w:t>2025-04-07</w:t>
+      <w:t>2025-04-08</w:t>
       <w:br/>
       <w:br/>
     </w:r>

--- a/tillsyn/A 9209-2025 tillsynsbegäran.docx
+++ b/tillsyn/A 9209-2025 tillsynsbegäran.docx
@@ -218,7 +218,7 @@
     <w:r>
       <w:tab/>
       <w:tab/>
-      <w:t>2025-04-08</w:t>
+      <w:t>2025-04-09</w:t>
       <w:br/>
       <w:br/>
     </w:r>

--- a/tillsyn/A 9209-2025 tillsynsbegäran.docx
+++ b/tillsyn/A 9209-2025 tillsynsbegäran.docx
@@ -90,6 +90,17 @@
         <w:t>Figur 1. Fyndplatser för naturvårdsarter i det avverkningsanmälda området (röd linje). Markörer utan svart kant är placerade på fyndplatsen. Markörer med svart kant är placerade vid sidan av fyndplatsen och har ett svart streck som visar fyndplatsens exakta position. Kartans mittpunktskoordinat är N 6391071, E 719120 i SWEREF 99 TM.</w:t>
       </w:r>
     </w:p>
+    <w:p>
+      <w:r>
+        <w:rPr>
+          <w:b/>
+        </w:rPr>
+        <w:t xml:space="preserve">Skogskorn (VU) </w:t>
+      </w:r>
+      <w:r>
+        <w:t>är ett mycket sällsynt och värmeälskande lundgräs som växer på kalkhaltig mark i halvöppna ödellövskogar och extremrika kalkbarrskogar. Arten är placerad högst upp i Skogsstyrelsens värdepyramid för bedömning av skog med höga naturvärden. Dess växtplatser bör ej betas eller slutavverkas (SLU Artdatabanken, 2024; Nitare &amp; Skogsstyrelsen, 2019).</w:t>
+      </w:r>
+    </w:p>
     <w:sectPr>
       <w:headerReference w:type="even" r:id="rId8"/>
       <w:headerReference w:type="default" r:id="rId9"/>
@@ -218,7 +229,7 @@
     <w:r>
       <w:tab/>
       <w:tab/>
-      <w:t>2025-04-09</w:t>
+      <w:t>2025-04-10</w:t>
       <w:br/>
       <w:br/>
     </w:r>

--- a/tillsyn/A 9209-2025 tillsynsbegäran.docx
+++ b/tillsyn/A 9209-2025 tillsynsbegäran.docx
@@ -229,7 +229,7 @@
     <w:r>
       <w:tab/>
       <w:tab/>
-      <w:t>2025-04-10</w:t>
+      <w:t>2025-04-11</w:t>
       <w:br/>
       <w:br/>
     </w:r>

--- a/tillsyn/A 9209-2025 tillsynsbegäran.docx
+++ b/tillsyn/A 9209-2025 tillsynsbegäran.docx
@@ -229,7 +229,7 @@
     <w:r>
       <w:tab/>
       <w:tab/>
-      <w:t>2025-04-11</w:t>
+      <w:t>2025-04-12</w:t>
       <w:br/>
       <w:br/>
     </w:r>

--- a/tillsyn/A 9209-2025 tillsynsbegäran.docx
+++ b/tillsyn/A 9209-2025 tillsynsbegäran.docx
@@ -229,7 +229,7 @@
     <w:r>
       <w:tab/>
       <w:tab/>
-      <w:t>2025-04-12</w:t>
+      <w:t>2025-04-13</w:t>
       <w:br/>
       <w:br/>
     </w:r>

--- a/tillsyn/A 9209-2025 tillsynsbegäran.docx
+++ b/tillsyn/A 9209-2025 tillsynsbegäran.docx
@@ -229,7 +229,7 @@
     <w:r>
       <w:tab/>
       <w:tab/>
-      <w:t>2025-04-13</w:t>
+      <w:t>2025-04-14</w:t>
       <w:br/>
       <w:br/>
     </w:r>

--- a/tillsyn/A 9209-2025 tillsynsbegäran.docx
+++ b/tillsyn/A 9209-2025 tillsynsbegäran.docx
@@ -229,7 +229,7 @@
     <w:r>
       <w:tab/>
       <w:tab/>
-      <w:t>2025-04-14</w:t>
+      <w:t>2025-04-15</w:t>
       <w:br/>
       <w:br/>
     </w:r>

--- a/tillsyn/A 9209-2025 tillsynsbegäran.docx
+++ b/tillsyn/A 9209-2025 tillsynsbegäran.docx
@@ -229,7 +229,7 @@
     <w:r>
       <w:tab/>
       <w:tab/>
-      <w:t>2025-04-15</w:t>
+      <w:t>2025-04-16</w:t>
       <w:br/>
       <w:br/>
     </w:r>

--- a/tillsyn/A 9209-2025 tillsynsbegäran.docx
+++ b/tillsyn/A 9209-2025 tillsynsbegäran.docx
@@ -229,7 +229,7 @@
     <w:r>
       <w:tab/>
       <w:tab/>
-      <w:t>2025-04-16</w:t>
+      <w:t>2025-04-17</w:t>
       <w:br/>
       <w:br/>
     </w:r>

--- a/tillsyn/A 9209-2025 tillsynsbegäran.docx
+++ b/tillsyn/A 9209-2025 tillsynsbegäran.docx
@@ -229,7 +229,7 @@
     <w:r>
       <w:tab/>
       <w:tab/>
-      <w:t>2025-04-17</w:t>
+      <w:t>2025-04-18</w:t>
       <w:br/>
       <w:br/>
     </w:r>

--- a/tillsyn/A 9209-2025 tillsynsbegäran.docx
+++ b/tillsyn/A 9209-2025 tillsynsbegäran.docx
@@ -229,7 +229,7 @@
     <w:r>
       <w:tab/>
       <w:tab/>
-      <w:t>2025-04-18</w:t>
+      <w:t>2025-04-19</w:t>
       <w:br/>
       <w:br/>
     </w:r>

--- a/tillsyn/A 9209-2025 tillsynsbegäran.docx
+++ b/tillsyn/A 9209-2025 tillsynsbegäran.docx
@@ -229,7 +229,7 @@
     <w:r>
       <w:tab/>
       <w:tab/>
-      <w:t>2025-05-03</w:t>
+      <w:t>2025-05-04</w:t>
       <w:br/>
       <w:br/>
     </w:r>

--- a/tillsyn/A 9209-2025 tillsynsbegäran.docx
+++ b/tillsyn/A 9209-2025 tillsynsbegäran.docx
@@ -229,7 +229,7 @@
     <w:r>
       <w:tab/>
       <w:tab/>
-      <w:t>2025-05-04</w:t>
+      <w:t>2025-05-06</w:t>
       <w:br/>
       <w:br/>
     </w:r>

--- a/tillsyn/A 9209-2025 tillsynsbegäran.docx
+++ b/tillsyn/A 9209-2025 tillsynsbegäran.docx
@@ -229,7 +229,7 @@
     <w:r>
       <w:tab/>
       <w:tab/>
-      <w:t>2025-05-06</w:t>
+      <w:t>2025-05-07</w:t>
       <w:br/>
       <w:br/>
     </w:r>

--- a/tillsyn/A 9209-2025 tillsynsbegäran.docx
+++ b/tillsyn/A 9209-2025 tillsynsbegäran.docx
@@ -229,7 +229,7 @@
     <w:r>
       <w:tab/>
       <w:tab/>
-      <w:t>2025-05-07</w:t>
+      <w:t>2025-05-08</w:t>
       <w:br/>
       <w:br/>
     </w:r>

--- a/tillsyn/A 9209-2025 tillsynsbegäran.docx
+++ b/tillsyn/A 9209-2025 tillsynsbegäran.docx
@@ -229,7 +229,7 @@
     <w:r>
       <w:tab/>
       <w:tab/>
-      <w:t>2025-05-08</w:t>
+      <w:t>2025-05-09</w:t>
       <w:br/>
       <w:br/>
     </w:r>

--- a/tillsyn/A 9209-2025 tillsynsbegäran.docx
+++ b/tillsyn/A 9209-2025 tillsynsbegäran.docx
@@ -229,7 +229,7 @@
     <w:r>
       <w:tab/>
       <w:tab/>
-      <w:t>2025-05-09</w:t>
+      <w:t>2025-05-10</w:t>
       <w:br/>
       <w:br/>
     </w:r>

--- a/tillsyn/A 9209-2025 tillsynsbegäran.docx
+++ b/tillsyn/A 9209-2025 tillsynsbegäran.docx
@@ -229,7 +229,7 @@
     <w:r>
       <w:tab/>
       <w:tab/>
-      <w:t>2025-05-10</w:t>
+      <w:t>2025-05-11</w:t>
       <w:br/>
       <w:br/>
     </w:r>

--- a/tillsyn/A 9209-2025 tillsynsbegäran.docx
+++ b/tillsyn/A 9209-2025 tillsynsbegäran.docx
@@ -229,7 +229,7 @@
     <w:r>
       <w:tab/>
       <w:tab/>
-      <w:t>2025-05-11</w:t>
+      <w:t>2025-05-12</w:t>
       <w:br/>
       <w:br/>
     </w:r>

--- a/tillsyn/A 9209-2025 tillsynsbegäran.docx
+++ b/tillsyn/A 9209-2025 tillsynsbegäran.docx
@@ -229,7 +229,7 @@
     <w:r>
       <w:tab/>
       <w:tab/>
-      <w:t>2025-05-12</w:t>
+      <w:t>2025-05-13</w:t>
       <w:br/>
       <w:br/>
     </w:r>

--- a/tillsyn/A 9209-2025 tillsynsbegäran.docx
+++ b/tillsyn/A 9209-2025 tillsynsbegäran.docx
@@ -229,7 +229,7 @@
     <w:r>
       <w:tab/>
       <w:tab/>
-      <w:t>2025-05-13</w:t>
+      <w:t>2025-05-14</w:t>
       <w:br/>
       <w:br/>
     </w:r>

--- a/tillsyn/A 9209-2025 tillsynsbegäran.docx
+++ b/tillsyn/A 9209-2025 tillsynsbegäran.docx
@@ -229,7 +229,7 @@
     <w:r>
       <w:tab/>
       <w:tab/>
-      <w:t>2025-05-14</w:t>
+      <w:t>2025-05-15</w:t>
       <w:br/>
       <w:br/>
     </w:r>

--- a/tillsyn/A 9209-2025 tillsynsbegäran.docx
+++ b/tillsyn/A 9209-2025 tillsynsbegäran.docx
@@ -229,7 +229,7 @@
     <w:r>
       <w:tab/>
       <w:tab/>
-      <w:t>2025-05-15</w:t>
+      <w:t>2025-05-16</w:t>
       <w:br/>
       <w:br/>
     </w:r>

--- a/tillsyn/A 9209-2025 tillsynsbegäran.docx
+++ b/tillsyn/A 9209-2025 tillsynsbegäran.docx
@@ -229,7 +229,7 @@
     <w:r>
       <w:tab/>
       <w:tab/>
-      <w:t>2025-05-16</w:t>
+      <w:t>2025-05-17</w:t>
       <w:br/>
       <w:br/>
     </w:r>

--- a/tillsyn/A 9209-2025 tillsynsbegäran.docx
+++ b/tillsyn/A 9209-2025 tillsynsbegäran.docx
@@ -229,7 +229,7 @@
     <w:r>
       <w:tab/>
       <w:tab/>
-      <w:t>2025-05-17</w:t>
+      <w:t>2025-05-18</w:t>
       <w:br/>
       <w:br/>
     </w:r>

--- a/tillsyn/A 9209-2025 tillsynsbegäran.docx
+++ b/tillsyn/A 9209-2025 tillsynsbegäran.docx
@@ -229,7 +229,7 @@
     <w:r>
       <w:tab/>
       <w:tab/>
-      <w:t>2025-05-18</w:t>
+      <w:t>2025-05-19</w:t>
       <w:br/>
       <w:br/>
     </w:r>

--- a/tillsyn/A 9209-2025 tillsynsbegäran.docx
+++ b/tillsyn/A 9209-2025 tillsynsbegäran.docx
@@ -229,7 +229,7 @@
     <w:r>
       <w:tab/>
       <w:tab/>
-      <w:t>2025-05-19</w:t>
+      <w:t>2025-05-20</w:t>
       <w:br/>
       <w:br/>
     </w:r>

--- a/tillsyn/A 9209-2025 tillsynsbegäran.docx
+++ b/tillsyn/A 9209-2025 tillsynsbegäran.docx
@@ -229,7 +229,7 @@
     <w:r>
       <w:tab/>
       <w:tab/>
-      <w:t>2025-05-20</w:t>
+      <w:t>2025-05-21</w:t>
       <w:br/>
       <w:br/>
     </w:r>

--- a/tillsyn/A 9209-2025 tillsynsbegäran.docx
+++ b/tillsyn/A 9209-2025 tillsynsbegäran.docx
@@ -229,7 +229,7 @@
     <w:r>
       <w:tab/>
       <w:tab/>
-      <w:t>2025-05-21</w:t>
+      <w:t>2025-05-22</w:t>
       <w:br/>
       <w:br/>
     </w:r>

--- a/tillsyn/A 9209-2025 tillsynsbegäran.docx
+++ b/tillsyn/A 9209-2025 tillsynsbegäran.docx
@@ -229,7 +229,7 @@
     <w:r>
       <w:tab/>
       <w:tab/>
-      <w:t>2025-05-22</w:t>
+      <w:t>2025-05-23</w:t>
       <w:br/>
       <w:br/>
     </w:r>

--- a/tillsyn/A 9209-2025 tillsynsbegäran.docx
+++ b/tillsyn/A 9209-2025 tillsynsbegäran.docx
@@ -229,7 +229,7 @@
     <w:r>
       <w:tab/>
       <w:tab/>
-      <w:t>2025-05-23</w:t>
+      <w:t>2025-05-24</w:t>
       <w:br/>
       <w:br/>
     </w:r>

--- a/tillsyn/A 9209-2025 tillsynsbegäran.docx
+++ b/tillsyn/A 9209-2025 tillsynsbegäran.docx
@@ -229,7 +229,7 @@
     <w:r>
       <w:tab/>
       <w:tab/>
-      <w:t>2025-05-24</w:t>
+      <w:t>2025-05-25</w:t>
       <w:br/>
       <w:br/>
     </w:r>

--- a/tillsyn/A 9209-2025 tillsynsbegäran.docx
+++ b/tillsyn/A 9209-2025 tillsynsbegäran.docx
@@ -229,7 +229,7 @@
     <w:r>
       <w:tab/>
       <w:tab/>
-      <w:t>2025-05-25</w:t>
+      <w:t>2025-05-26</w:t>
       <w:br/>
       <w:br/>
     </w:r>

--- a/tillsyn/A 9209-2025 tillsynsbegäran.docx
+++ b/tillsyn/A 9209-2025 tillsynsbegäran.docx
@@ -229,7 +229,7 @@
     <w:r>
       <w:tab/>
       <w:tab/>
-      <w:t>2025-05-26</w:t>
+      <w:t>2025-05-27</w:t>
       <w:br/>
       <w:br/>
     </w:r>

--- a/tillsyn/A 9209-2025 tillsynsbegäran.docx
+++ b/tillsyn/A 9209-2025 tillsynsbegäran.docx
@@ -229,7 +229,7 @@
     <w:r>
       <w:tab/>
       <w:tab/>
-      <w:t>2025-05-27</w:t>
+      <w:t>2025-05-30</w:t>
       <w:br/>
       <w:br/>
     </w:r>

--- a/tillsyn/A 9209-2025 tillsynsbegäran.docx
+++ b/tillsyn/A 9209-2025 tillsynsbegäran.docx
@@ -229,7 +229,7 @@
     <w:r>
       <w:tab/>
       <w:tab/>
-      <w:t>2025-05-30</w:t>
+      <w:t>2025-06-01</w:t>
       <w:br/>
       <w:br/>
     </w:r>

--- a/tillsyn/A 9209-2025 tillsynsbegäran.docx
+++ b/tillsyn/A 9209-2025 tillsynsbegäran.docx
@@ -229,7 +229,7 @@
     <w:r>
       <w:tab/>
       <w:tab/>
-      <w:t>2025-06-01</w:t>
+      <w:t>2025-06-02</w:t>
       <w:br/>
       <w:br/>
     </w:r>

--- a/tillsyn/A 9209-2025 tillsynsbegäran.docx
+++ b/tillsyn/A 9209-2025 tillsynsbegäran.docx
@@ -229,7 +229,7 @@
     <w:r>
       <w:tab/>
       <w:tab/>
-      <w:t>2025-06-02</w:t>
+      <w:t>2025-06-03</w:t>
       <w:br/>
       <w:br/>
     </w:r>

--- a/tillsyn/A 9209-2025 tillsynsbegäran.docx
+++ b/tillsyn/A 9209-2025 tillsynsbegäran.docx
@@ -229,7 +229,7 @@
     <w:r>
       <w:tab/>
       <w:tab/>
-      <w:t>2025-06-03</w:t>
+      <w:t>2025-06-04</w:t>
       <w:br/>
       <w:br/>
     </w:r>

--- a/tillsyn/A 9209-2025 tillsynsbegäran.docx
+++ b/tillsyn/A 9209-2025 tillsynsbegäran.docx
@@ -229,7 +229,7 @@
     <w:r>
       <w:tab/>
       <w:tab/>
-      <w:t>2025-06-04</w:t>
+      <w:t>2025-06-05</w:t>
       <w:br/>
       <w:br/>
     </w:r>

--- a/tillsyn/A 9209-2025 tillsynsbegäran.docx
+++ b/tillsyn/A 9209-2025 tillsynsbegäran.docx
@@ -229,7 +229,7 @@
     <w:r>
       <w:tab/>
       <w:tab/>
-      <w:t>2025-06-05</w:t>
+      <w:t>2025-06-13</w:t>
       <w:br/>
       <w:br/>
     </w:r>

--- a/tillsyn/A 9209-2025 tillsynsbegäran.docx
+++ b/tillsyn/A 9209-2025 tillsynsbegäran.docx
@@ -229,7 +229,7 @@
     <w:r>
       <w:tab/>
       <w:tab/>
-      <w:t>2025-06-13</w:t>
+      <w:t>2025-06-15</w:t>
       <w:br/>
       <w:br/>
     </w:r>

--- a/tillsyn/A 9209-2025 tillsynsbegäran.docx
+++ b/tillsyn/A 9209-2025 tillsynsbegäran.docx
@@ -229,7 +229,7 @@
     <w:r>
       <w:tab/>
       <w:tab/>
-      <w:t>2025-06-15</w:t>
+      <w:t>2025-06-16</w:t>
       <w:br/>
       <w:br/>
     </w:r>

--- a/tillsyn/A 9209-2025 tillsynsbegäran.docx
+++ b/tillsyn/A 9209-2025 tillsynsbegäran.docx
@@ -229,7 +229,7 @@
     <w:r>
       <w:tab/>
       <w:tab/>
-      <w:t>2025-06-16</w:t>
+      <w:t>2025-06-17</w:t>
       <w:br/>
       <w:br/>
     </w:r>

--- a/tillsyn/A 9209-2025 tillsynsbegäran.docx
+++ b/tillsyn/A 9209-2025 tillsynsbegäran.docx
@@ -229,7 +229,7 @@
     <w:r>
       <w:tab/>
       <w:tab/>
-      <w:t>2025-06-17</w:t>
+      <w:t>2025-06-18</w:t>
       <w:br/>
       <w:br/>
     </w:r>

--- a/tillsyn/A 9209-2025 tillsynsbegäran.docx
+++ b/tillsyn/A 9209-2025 tillsynsbegäran.docx
@@ -229,7 +229,7 @@
     <w:r>
       <w:tab/>
       <w:tab/>
-      <w:t>2025-06-18</w:t>
+      <w:t>2025-06-19</w:t>
       <w:br/>
       <w:br/>
     </w:r>

--- a/tillsyn/A 9209-2025 tillsynsbegäran.docx
+++ b/tillsyn/A 9209-2025 tillsynsbegäran.docx
@@ -229,7 +229,7 @@
     <w:r>
       <w:tab/>
       <w:tab/>
-      <w:t>2025-06-19</w:t>
+      <w:t>2025-06-20</w:t>
       <w:br/>
       <w:br/>
     </w:r>

--- a/tillsyn/A 9209-2025 tillsynsbegäran.docx
+++ b/tillsyn/A 9209-2025 tillsynsbegäran.docx
@@ -229,7 +229,7 @@
     <w:r>
       <w:tab/>
       <w:tab/>
-      <w:t>2025-06-20</w:t>
+      <w:t>2025-06-21</w:t>
       <w:br/>
       <w:br/>
     </w:r>

--- a/tillsyn/A 9209-2025 tillsynsbegäran.docx
+++ b/tillsyn/A 9209-2025 tillsynsbegäran.docx
@@ -229,7 +229,7 @@
     <w:r>
       <w:tab/>
       <w:tab/>
-      <w:t>2025-06-21</w:t>
+      <w:t>2025-06-22</w:t>
       <w:br/>
       <w:br/>
     </w:r>

--- a/tillsyn/A 9209-2025 tillsynsbegäran.docx
+++ b/tillsyn/A 9209-2025 tillsynsbegäran.docx
@@ -229,7 +229,7 @@
     <w:r>
       <w:tab/>
       <w:tab/>
-      <w:t>2025-06-22</w:t>
+      <w:t>2025-06-23</w:t>
       <w:br/>
       <w:br/>
     </w:r>

--- a/tillsyn/A 9209-2025 tillsynsbegäran.docx
+++ b/tillsyn/A 9209-2025 tillsynsbegäran.docx
@@ -229,7 +229,7 @@
     <w:r>
       <w:tab/>
       <w:tab/>
-      <w:t>2025-06-23</w:t>
+      <w:t>2025-06-24</w:t>
       <w:br/>
       <w:br/>
     </w:r>

--- a/tillsyn/A 9209-2025 tillsynsbegäran.docx
+++ b/tillsyn/A 9209-2025 tillsynsbegäran.docx
@@ -229,7 +229,7 @@
     <w:r>
       <w:tab/>
       <w:tab/>
-      <w:t>2025-06-24</w:t>
+      <w:t>2025-06-25</w:t>
       <w:br/>
       <w:br/>
     </w:r>

--- a/tillsyn/A 9209-2025 tillsynsbegäran.docx
+++ b/tillsyn/A 9209-2025 tillsynsbegäran.docx
@@ -229,7 +229,7 @@
     <w:r>
       <w:tab/>
       <w:tab/>
-      <w:t>2025-06-25</w:t>
+      <w:t>2025-06-26</w:t>
       <w:br/>
       <w:br/>
     </w:r>

--- a/tillsyn/A 9209-2025 tillsynsbegäran.docx
+++ b/tillsyn/A 9209-2025 tillsynsbegäran.docx
@@ -229,7 +229,7 @@
     <w:r>
       <w:tab/>
       <w:tab/>
-      <w:t>2025-06-26</w:t>
+      <w:t>2025-06-27</w:t>
       <w:br/>
       <w:br/>
     </w:r>

--- a/tillsyn/A 9209-2025 tillsynsbegäran.docx
+++ b/tillsyn/A 9209-2025 tillsynsbegäran.docx
@@ -229,7 +229,7 @@
     <w:r>
       <w:tab/>
       <w:tab/>
-      <w:t>2025-06-27</w:t>
+      <w:t>2025-06-28</w:t>
       <w:br/>
       <w:br/>
     </w:r>

--- a/tillsyn/A 9209-2025 tillsynsbegäran.docx
+++ b/tillsyn/A 9209-2025 tillsynsbegäran.docx
@@ -229,7 +229,7 @@
     <w:r>
       <w:tab/>
       <w:tab/>
-      <w:t>2025-06-28</w:t>
+      <w:t>2025-06-29</w:t>
       <w:br/>
       <w:br/>
     </w:r>

--- a/tillsyn/A 9209-2025 tillsynsbegäran.docx
+++ b/tillsyn/A 9209-2025 tillsynsbegäran.docx
@@ -229,7 +229,7 @@
     <w:r>
       <w:tab/>
       <w:tab/>
-      <w:t>2025-06-29</w:t>
+      <w:t>2025-06-30</w:t>
       <w:br/>
       <w:br/>
     </w:r>

--- a/tillsyn/A 9209-2025 tillsynsbegäran.docx
+++ b/tillsyn/A 9209-2025 tillsynsbegäran.docx
@@ -229,7 +229,7 @@
     <w:r>
       <w:tab/>
       <w:tab/>
-      <w:t>2025-06-30</w:t>
+      <w:t>2025-07-01</w:t>
       <w:br/>
       <w:br/>
     </w:r>

--- a/tillsyn/A 9209-2025 tillsynsbegäran.docx
+++ b/tillsyn/A 9209-2025 tillsynsbegäran.docx
@@ -229,7 +229,7 @@
     <w:r>
       <w:tab/>
       <w:tab/>
-      <w:t>2025-07-01</w:t>
+      <w:t>2025-07-02</w:t>
       <w:br/>
       <w:br/>
     </w:r>

--- a/tillsyn/A 9209-2025 tillsynsbegäran.docx
+++ b/tillsyn/A 9209-2025 tillsynsbegäran.docx
@@ -229,7 +229,7 @@
     <w:r>
       <w:tab/>
       <w:tab/>
-      <w:t>2025-07-02</w:t>
+      <w:t>2025-07-03</w:t>
       <w:br/>
       <w:br/>
     </w:r>

--- a/tillsyn/A 9209-2025 tillsynsbegäran.docx
+++ b/tillsyn/A 9209-2025 tillsynsbegäran.docx
@@ -229,7 +229,7 @@
     <w:r>
       <w:tab/>
       <w:tab/>
-      <w:t>2025-07-03</w:t>
+      <w:t>2025-07-04</w:t>
       <w:br/>
       <w:br/>
     </w:r>

--- a/tillsyn/A 9209-2025 tillsynsbegäran.docx
+++ b/tillsyn/A 9209-2025 tillsynsbegäran.docx
@@ -229,7 +229,7 @@
     <w:r>
       <w:tab/>
       <w:tab/>
-      <w:t>2025-07-04</w:t>
+      <w:t>2025-07-05</w:t>
       <w:br/>
       <w:br/>
     </w:r>

--- a/tillsyn/A 9209-2025 tillsynsbegäran.docx
+++ b/tillsyn/A 9209-2025 tillsynsbegäran.docx
@@ -229,7 +229,7 @@
     <w:r>
       <w:tab/>
       <w:tab/>
-      <w:t>2025-07-05</w:t>
+      <w:t>2025-07-06</w:t>
       <w:br/>
       <w:br/>
     </w:r>

--- a/tillsyn/A 9209-2025 tillsynsbegäran.docx
+++ b/tillsyn/A 9209-2025 tillsynsbegäran.docx
@@ -229,7 +229,7 @@
     <w:r>
       <w:tab/>
       <w:tab/>
-      <w:t>2025-07-06</w:t>
+      <w:t>2025-07-07</w:t>
       <w:br/>
       <w:br/>
     </w:r>

--- a/tillsyn/A 9209-2025 tillsynsbegäran.docx
+++ b/tillsyn/A 9209-2025 tillsynsbegäran.docx
@@ -229,7 +229,7 @@
     <w:r>
       <w:tab/>
       <w:tab/>
-      <w:t>2025-07-07</w:t>
+      <w:t>2025-07-08</w:t>
       <w:br/>
       <w:br/>
     </w:r>

--- a/tillsyn/A 9209-2025 tillsynsbegäran.docx
+++ b/tillsyn/A 9209-2025 tillsynsbegäran.docx
@@ -229,7 +229,7 @@
     <w:r>
       <w:tab/>
       <w:tab/>
-      <w:t>2025-07-08</w:t>
+      <w:t>2025-07-09</w:t>
       <w:br/>
       <w:br/>
     </w:r>

--- a/tillsyn/A 9209-2025 tillsynsbegäran.docx
+++ b/tillsyn/A 9209-2025 tillsynsbegäran.docx
@@ -229,7 +229,7 @@
     <w:r>
       <w:tab/>
       <w:tab/>
-      <w:t>2025-07-09</w:t>
+      <w:t>2025-07-11</w:t>
       <w:br/>
       <w:br/>
     </w:r>

--- a/tillsyn/A 9209-2025 tillsynsbegäran.docx
+++ b/tillsyn/A 9209-2025 tillsynsbegäran.docx
@@ -229,7 +229,7 @@
     <w:r>
       <w:tab/>
       <w:tab/>
-      <w:t>2025-07-11</w:t>
+      <w:t>2025-07-12</w:t>
       <w:br/>
       <w:br/>
     </w:r>

--- a/tillsyn/A 9209-2025 tillsynsbegäran.docx
+++ b/tillsyn/A 9209-2025 tillsynsbegäran.docx
@@ -229,7 +229,7 @@
     <w:r>
       <w:tab/>
       <w:tab/>
-      <w:t>2025-07-12</w:t>
+      <w:t>2025-07-13</w:t>
       <w:br/>
       <w:br/>
     </w:r>

--- a/tillsyn/A 9209-2025 tillsynsbegäran.docx
+++ b/tillsyn/A 9209-2025 tillsynsbegäran.docx
@@ -229,7 +229,7 @@
     <w:r>
       <w:tab/>
       <w:tab/>
-      <w:t>2025-07-13</w:t>
+      <w:t>2025-07-14</w:t>
       <w:br/>
       <w:br/>
     </w:r>

--- a/tillsyn/A 9209-2025 tillsynsbegäran.docx
+++ b/tillsyn/A 9209-2025 tillsynsbegäran.docx
@@ -229,7 +229,7 @@
     <w:r>
       <w:tab/>
       <w:tab/>
-      <w:t>2025-08-06</w:t>
+      <w:t>2025-08-09</w:t>
       <w:br/>
       <w:br/>
     </w:r>
